--- a/Chapter3_revised_3.2.1_and_3.4.docx
+++ b/Chapter3_revised_3.2.1_and_3.4.docx
@@ -32843,7 +32843,7 @@
                 <w:sz w:val="22"/>
                 <w:szCs w:val="22"/>
               </w:rPr>
-              <w:t xml:space="preserve">Compares SRG, SRG with N4, and ESRG under synthetic bias fields (Objective 2).</w:t>
+              <w:t xml:space="preserve">Compares SRG, SRG with N4, and ESRG (with and without the local measure and the log-domain transform) from the same planted seed, with and without a synthetic 40% bias field (Objective 2).</w:t>
             </w:r>
           </w:p>
         </w:tc>
@@ -33039,7 +33039,7 @@
                 <w:sz w:val="22"/>
                 <w:szCs w:val="22"/>
               </w:rPr>
-              <w:t xml:space="preserve">Enables or disables the local measure and the stopping criterion with seeds fixed.</w:t>
+              <w:t xml:space="preserve">Disables the local measure, the log-domain transform, or the stopping criterion one at a time, with seeds fixed.</w:t>
             </w:r>
           </w:p>
         </w:tc>
@@ -33071,7 +33071,7 @@
                 <w:sz w:val="22"/>
                 <w:szCs w:val="22"/>
               </w:rPr>
-              <w:t xml:space="preserve">DSC; IoU; Precision; Recall</w:t>
+              <w:t xml:space="preserve">DSC; IoU; Precision; Recall; Leakage Rate</w:t>
             </w:r>
           </w:p>
         </w:tc>
